--- a/blogs/5-Everyday-Nigerian-Foods-Doing-More-Harm-Than-Good.docx
+++ b/blogs/5-Everyday-Nigerian-Foods-Doing-More-Harm-Than-Good.docx
@@ -307,7 +307,7 @@
         </w:rPr>
         <w:t xml:space="preserve">Building flavor from dried vegetables, crayfish, onion, and pepper first, then adding a smaller amount of seasoning cube at the end, gives you control over the final sodium level without losing taste. If you want a closer look at what is actually inside popular seasoning brands, see our article on </w:t>
       </w:r>
-      <w:hyperlink w:history="1" r:id="rIdf_9hvbocqeewi-1namuto">
+      <w:hyperlink w:history="1" r:id="rIdovdnz3xcfwkjrc53761v8">
         <w:r>
           <w:rPr>
             <w:rStyle w:val="Hyperlink"/>
@@ -366,7 +366,7 @@
         </w:rPr>
         <w:t xml:space="preserve">The easiest fix is to add what is missing rather than cut out noodles completely. Adding a boiled or fried egg, some fresh or dried vegetables, and using less than the full seasoning sachet turns a plain bowl into a far more balanced meal. This is exactly the gap that </w:t>
       </w:r>
-      <w:hyperlink w:history="1" r:id="rIdsrurdqflzrcv-kyxsmem-">
+      <w:hyperlink w:history="1" r:id="rIdgbiiel4wukxecwtv6b3bl">
         <w:r>
           <w:rPr>
             <w:rStyle w:val="Hyperlink"/>
@@ -383,7 +383,7 @@
         </w:rPr>
         <w:t xml:space="preserve"> is built to close, since every pack already includes real protein and dried vegetables along with the seasoning, instead of noodles and salt alone. For more on getting the most out of a bowl of noodles, see our guide on </w:t>
       </w:r>
-      <w:hyperlink w:history="1" r:id="rId9qsa8mnlvl3blhj0kb15v">
+      <w:hyperlink w:history="1" r:id="rId53pvem-_hpjqaegv3hgjt">
         <w:r>
           <w:rPr>
             <w:rStyle w:val="Hyperlink"/>
@@ -433,7 +433,7 @@
         </w:rPr>
         <w:t xml:space="preserve">Pairing common everyday foods with vegetables, a real protein source, and a moderate amount of salt and sugar is usually enough to lower the risk without giving up the meals you grew up with. For more ideas on building balanced meals without a big budget or a lot of time, see our guide on </w:t>
       </w:r>
-      <w:hyperlink w:history="1" r:id="rIdanvgyjzsqe5jmfz1cn8t6">
+      <w:hyperlink w:history="1" r:id="rId8kavkgnw227kspbdnvjk0">
         <w:r>
           <w:rPr>
             <w:rStyle w:val="Hyperlink"/>
@@ -450,7 +450,7 @@
         </w:rPr>
         <w:t xml:space="preserve"> and our earlier piece on </w:t>
       </w:r>
-      <w:hyperlink w:history="1" r:id="rIdllnpk_i1hj6inxaluqash">
+      <w:hyperlink w:history="1" r:id="rIdxclppnxrplja43sbauttq">
         <w:r>
           <w:rPr>
             <w:rStyle w:val="Hyperlink"/>
@@ -602,7 +602,7 @@
         </w:rPr>
         <w:t xml:space="preserve">These five everyday foods are not villains, and none of them need to disappear from your kitchen. The real issue is how often they show up on your plate and what is missing alongside them. Small, realistic changes, like using less seasoning cube, adding vegetables to a bowl of noodles, or saving fried snacks for a few days a week instead of every day, can protect your long term health without asking you to give up the food you love. Explore </w:t>
       </w:r>
-      <w:hyperlink w:history="1" r:id="rIdheafz4cqdtbyjaoqqxen4">
+      <w:hyperlink w:history="1" r:id="rIdafjj_1mrxe2dbewvauq6g">
         <w:r>
           <w:rPr>
             <w:rStyle w:val="Hyperlink"/>

--- a/blogs/5-Everyday-Nigerian-Foods-Doing-More-Harm-Than-Good.docx
+++ b/blogs/5-Everyday-Nigerian-Foods-Doing-More-Harm-Than-Good.docx
@@ -307,7 +307,7 @@
         </w:rPr>
         <w:t xml:space="preserve">Building flavor from dried vegetables, crayfish, onion, and pepper first, then adding a smaller amount of seasoning cube at the end, gives you control over the final sodium level without losing taste. If you want a closer look at what is actually inside popular seasoning brands, see our article on </w:t>
       </w:r>
-      <w:hyperlink w:history="1" r:id="rIdovdnz3xcfwkjrc53761v8">
+      <w:hyperlink w:history="1" r:id="rIdqdhhcjuk98wp1sxxrkfpv">
         <w:r>
           <w:rPr>
             <w:rStyle w:val="Hyperlink"/>
@@ -366,7 +366,7 @@
         </w:rPr>
         <w:t xml:space="preserve">The easiest fix is to add what is missing rather than cut out noodles completely. Adding a boiled or fried egg, some fresh or dried vegetables, and using less than the full seasoning sachet turns a plain bowl into a far more balanced meal. This is exactly the gap that </w:t>
       </w:r>
-      <w:hyperlink w:history="1" r:id="rIdgbiiel4wukxecwtv6b3bl">
+      <w:hyperlink w:history="1" r:id="rIdot2x9rzaewgpd-mlzaqwc">
         <w:r>
           <w:rPr>
             <w:rStyle w:val="Hyperlink"/>
@@ -383,7 +383,7 @@
         </w:rPr>
         <w:t xml:space="preserve"> is built to close, since every pack already includes real protein and dried vegetables along with the seasoning, instead of noodles and salt alone. For more on getting the most out of a bowl of noodles, see our guide on </w:t>
       </w:r>
-      <w:hyperlink w:history="1" r:id="rId53pvem-_hpjqaegv3hgjt">
+      <w:hyperlink w:history="1" r:id="rIdpvxpay5e0tpk02yqhwmd9">
         <w:r>
           <w:rPr>
             <w:rStyle w:val="Hyperlink"/>
@@ -433,7 +433,7 @@
         </w:rPr>
         <w:t xml:space="preserve">Pairing common everyday foods with vegetables, a real protein source, and a moderate amount of salt and sugar is usually enough to lower the risk without giving up the meals you grew up with. For more ideas on building balanced meals without a big budget or a lot of time, see our guide on </w:t>
       </w:r>
-      <w:hyperlink w:history="1" r:id="rId8kavkgnw227kspbdnvjk0">
+      <w:hyperlink w:history="1" r:id="rIdbpazmzwung2pkm0h1xb-3">
         <w:r>
           <w:rPr>
             <w:rStyle w:val="Hyperlink"/>
@@ -450,7 +450,7 @@
         </w:rPr>
         <w:t xml:space="preserve"> and our earlier piece on </w:t>
       </w:r>
-      <w:hyperlink w:history="1" r:id="rIdxclppnxrplja43sbauttq">
+      <w:hyperlink w:history="1" r:id="rIdwjivrmhz90obcxqzdrbff">
         <w:r>
           <w:rPr>
             <w:rStyle w:val="Hyperlink"/>
@@ -602,7 +602,7 @@
         </w:rPr>
         <w:t xml:space="preserve">These five everyday foods are not villains, and none of them need to disappear from your kitchen. The real issue is how often they show up on your plate and what is missing alongside them. Small, realistic changes, like using less seasoning cube, adding vegetables to a bowl of noodles, or saving fried snacks for a few days a week instead of every day, can protect your long term health without asking you to give up the food you love. Explore </w:t>
       </w:r>
-      <w:hyperlink w:history="1" r:id="rIdafjj_1mrxe2dbewvauq6g">
+      <w:hyperlink w:history="1" r:id="rIdw9ryvkhdvh_zu6grxhymh">
         <w:r>
           <w:rPr>
             <w:rStyle w:val="Hyperlink"/>
